--- a/Generative-AI/course-materials/blackboard/docx/Generative_AI_Week15_Module_Guide.docx
+++ b/Generative-AI/course-materials/blackboard/docx/Generative_AI_Week15_Module_Guide.docx
@@ -1788,7 +1788,7 @@
           <w:b w:val="0"/>
           <w:i w:val="0"/>
         </w:rPr>
-        <w:t>Type: Discussion Board. Points: 50. Submit one initial post and two peer responses in the Week 15 Discussion item. Use Blackboard’s displayed due dates.</w:t>
+        <w:t>Type: Discussion Board. Points: 10. Submit one initial post and two peer responses in the Week 15 Discussion item. Use Blackboard’s displayed due dates.</w:t>
       </w:r>
     </w:p>
     <w:p>
@@ -2075,7 +2075,7 @@
                 <w:b w:val="0"/>
                 <w:i w:val="0"/>
               </w:rPr>
-              <w:t>15</w:t>
+              <w:t>3</w:t>
             </w:r>
           </w:p>
         </w:tc>
@@ -2137,7 +2137,7 @@
                 <w:b w:val="0"/>
                 <w:i w:val="0"/>
               </w:rPr>
-              <w:t>15</w:t>
+              <w:t>3</w:t>
             </w:r>
           </w:p>
         </w:tc>
@@ -2199,7 +2199,7 @@
                 <w:b w:val="0"/>
                 <w:i w:val="0"/>
               </w:rPr>
-              <w:t>10</w:t>
+              <w:t>2</w:t>
             </w:r>
           </w:p>
         </w:tc>
@@ -2261,7 +2261,7 @@
                 <w:b w:val="0"/>
                 <w:i w:val="0"/>
               </w:rPr>
-              <w:t>10</w:t>
+              <w:t>2</w:t>
             </w:r>
           </w:p>
         </w:tc>
@@ -2316,7 +2316,7 @@
                 <w:b w:val="0"/>
                 <w:i w:val="0"/>
               </w:rPr>
-              <w:t>50</w:t>
+              <w:t>10</w:t>
             </w:r>
           </w:p>
         </w:tc>
@@ -2360,7 +2360,7 @@
           <w:b w:val="0"/>
           <w:i w:val="0"/>
         </w:rPr>
-        <w:t>Type: Applied analysis. Points: 75. Submit one PDF or DOCX to Week 15 Assignment 2. Aim for 600–800 words of analysis plus the requested matrix, diagram, prompts, or evidence appendix; these artifacts are not included in the word guide.</w:t>
+        <w:t>Type: Applied analysis. Points: 25. Submit one PDF or DOCX to Week 15 Assignment 2. Aim for 600–800 words of analysis plus the requested matrix, diagram, prompts, or evidence appendix; these artifacts are not included in the word guide.</w:t>
       </w:r>
     </w:p>
     <w:p>
@@ -2646,7 +2646,7 @@
                 <w:b w:val="0"/>
                 <w:i w:val="0"/>
               </w:rPr>
-              <w:t>15</w:t>
+              <w:t>5</w:t>
             </w:r>
           </w:p>
         </w:tc>
@@ -2708,7 +2708,7 @@
                 <w:b w:val="0"/>
                 <w:i w:val="0"/>
               </w:rPr>
-              <w:t>25</w:t>
+              <w:t>8</w:t>
             </w:r>
           </w:p>
         </w:tc>
@@ -2770,7 +2770,7 @@
                 <w:b w:val="0"/>
                 <w:i w:val="0"/>
               </w:rPr>
-              <w:t>15</w:t>
+              <w:t>5</w:t>
             </w:r>
           </w:p>
         </w:tc>
@@ -2832,7 +2832,7 @@
                 <w:b w:val="0"/>
                 <w:i w:val="0"/>
               </w:rPr>
-              <w:t>15</w:t>
+              <w:t>5</w:t>
             </w:r>
           </w:p>
         </w:tc>
@@ -2894,7 +2894,7 @@
                 <w:b w:val="0"/>
                 <w:i w:val="0"/>
               </w:rPr>
-              <w:t>5</w:t>
+              <w:t>2</w:t>
             </w:r>
           </w:p>
         </w:tc>
@@ -2949,7 +2949,7 @@
                 <w:b w:val="0"/>
                 <w:i w:val="0"/>
               </w:rPr>
-              <w:t>75</w:t>
+              <w:t>25</w:t>
             </w:r>
           </w:p>
         </w:tc>
@@ -2983,7 +2983,7 @@
           <w:b w:val="0"/>
           <w:i w:val="0"/>
         </w:rPr>
-        <w:t>Type: Project portfolio milestone. Points: 50. Submit a PDF or DOCX to Week 15 Project Milestone. Preserve the author’s required elements below and retain an editable copy for Week 16.</w:t>
+        <w:t>Type: Project portfolio milestone. Points: 15. Submit a PDF or DOCX to Week 15 Project Milestone. Preserve the author’s required elements below and retain an editable copy for Week 16.</w:t>
       </w:r>
     </w:p>
     <w:p>
@@ -3321,7 +3321,7 @@
                 <w:b w:val="0"/>
                 <w:i w:val="0"/>
               </w:rPr>
-              <w:t>15</w:t>
+              <w:t>4</w:t>
             </w:r>
           </w:p>
         </w:tc>
@@ -3383,7 +3383,7 @@
                 <w:b w:val="0"/>
                 <w:i w:val="0"/>
               </w:rPr>
-              <w:t>10</w:t>
+              <w:t>3</w:t>
             </w:r>
           </w:p>
         </w:tc>
@@ -3445,7 +3445,7 @@
                 <w:b w:val="0"/>
                 <w:i w:val="0"/>
               </w:rPr>
-              <w:t>15</w:t>
+              <w:t>5</w:t>
             </w:r>
           </w:p>
         </w:tc>
@@ -3507,7 +3507,7 @@
                 <w:b w:val="0"/>
                 <w:i w:val="0"/>
               </w:rPr>
-              <w:t>10</w:t>
+              <w:t>3</w:t>
             </w:r>
           </w:p>
         </w:tc>
@@ -3562,7 +3562,7 @@
                 <w:b w:val="0"/>
                 <w:i w:val="0"/>
               </w:rPr>
-              <w:t>50</w:t>
+              <w:t>15</w:t>
             </w:r>
           </w:p>
         </w:tc>
@@ -3774,7 +3774,7 @@
                 <w:b w:val="0"/>
                 <w:i w:val="0"/>
               </w:rPr>
-              <w:t>50</w:t>
+              <w:t>10</w:t>
             </w:r>
           </w:p>
         </w:tc>
@@ -3855,7 +3855,7 @@
                 <w:b w:val="0"/>
                 <w:i w:val="0"/>
               </w:rPr>
-              <w:t>75</w:t>
+              <w:t>25</w:t>
             </w:r>
           </w:p>
         </w:tc>
@@ -3936,7 +3936,7 @@
                 <w:b w:val="0"/>
                 <w:i w:val="0"/>
               </w:rPr>
-              <w:t>50</w:t>
+              <w:t>15</w:t>
             </w:r>
           </w:p>
         </w:tc>
@@ -4003,7 +4003,7 @@
                 <w:b w:val="0"/>
                 <w:i w:val="0"/>
               </w:rPr>
-              <w:t>175</w:t>
+              <w:t>50</w:t>
             </w:r>
           </w:p>
         </w:tc>
